--- a/textbook/docx/chapter_02_healthcare_demand.docx
+++ b/textbook/docx/chapter_02_healthcare_demand.docx
@@ -61,8 +61,8 @@
         <w:rPr>
           <w:i/>
           <w:iCs/>
-          <w:sz w:val="36"/>
-          <w:szCs w:val="36"/>
+          <w:sz w:val="32"/>
+          <w:szCs w:val="32"/>
           <w:rFonts w:ascii="Arial" w:cs="Arial" w:eastAsia="Arial" w:hAnsi="Arial"/>
         </w:rPr>
         <w:t xml:space="preserve">Healthcare Demand: Theory and Empirical Evidence</w:t>
@@ -1787,8 +1787,8 @@
               <w:rPr>
                 <w:b/>
                 <w:bCs/>
-                <w:sz w:val="20"/>
-                <w:szCs w:val="20"/>
+                <w:sz w:val="17"/>
+                <w:szCs w:val="17"/>
                 <w:rFonts w:ascii="Arial" w:cs="Arial" w:eastAsia="Arial" w:hAnsi="Arial"/>
               </w:rPr>
               <w:t xml:space="preserve">Concept</w:t>
@@ -1817,8 +1817,8 @@
               <w:rPr>
                 <w:b/>
                 <w:bCs/>
-                <w:sz w:val="20"/>
-                <w:szCs w:val="20"/>
+                <w:sz w:val="17"/>
+                <w:szCs w:val="17"/>
                 <w:rFonts w:ascii="Arial" w:cs="Arial" w:eastAsia="Arial" w:hAnsi="Arial"/>
               </w:rPr>
               <w:t xml:space="preserve">Definition</w:t>
@@ -1847,8 +1847,8 @@
               <w:rPr>
                 <w:b/>
                 <w:bCs/>
-                <w:sz w:val="20"/>
-                <w:szCs w:val="20"/>
+                <w:sz w:val="17"/>
+                <w:szCs w:val="17"/>
                 <w:rFonts w:ascii="Arial" w:cs="Arial" w:eastAsia="Arial" w:hAnsi="Arial"/>
               </w:rPr>
               <w:t xml:space="preserve">Policy Implication</w:t>
@@ -1878,8 +1878,8 @@
               <w:rPr>
                 <w:b w:val="false"/>
                 <w:bCs w:val="false"/>
-                <w:sz w:val="20"/>
-                <w:szCs w:val="20"/>
+                <w:sz w:val="17"/>
+                <w:szCs w:val="17"/>
                 <w:rFonts w:ascii="Arial" w:cs="Arial" w:eastAsia="Arial" w:hAnsi="Arial"/>
               </w:rPr>
               <w:t xml:space="preserve">Ex-ante moral hazard</w:t>
@@ -1907,8 +1907,8 @@
               <w:rPr>
                 <w:b w:val="false"/>
                 <w:bCs w:val="false"/>
-                <w:sz w:val="20"/>
-                <w:szCs w:val="20"/>
+                <w:sz w:val="17"/>
+                <w:szCs w:val="17"/>
                 <w:rFonts w:ascii="Arial" w:cs="Arial" w:eastAsia="Arial" w:hAnsi="Arial"/>
               </w:rPr>
               <w:t xml:space="preserve">Reduced health investment due to insurance</w:t>
@@ -1936,8 +1936,8 @@
               <w:rPr>
                 <w:b w:val="false"/>
                 <w:bCs w:val="false"/>
-                <w:sz w:val="20"/>
-                <w:szCs w:val="20"/>
+                <w:sz w:val="17"/>
+                <w:szCs w:val="17"/>
                 <w:rFonts w:ascii="Arial" w:cs="Arial" w:eastAsia="Arial" w:hAnsi="Arial"/>
               </w:rPr>
               <w:t xml:space="preserve">Small empirical effects; not a major policy concern</w:t>
@@ -1967,8 +1967,8 @@
               <w:rPr>
                 <w:b w:val="false"/>
                 <w:bCs w:val="false"/>
-                <w:sz w:val="20"/>
-                <w:szCs w:val="20"/>
+                <w:sz w:val="17"/>
+                <w:szCs w:val="17"/>
                 <w:rFonts w:ascii="Arial" w:cs="Arial" w:eastAsia="Arial" w:hAnsi="Arial"/>
               </w:rPr>
               <w:t xml:space="preserve">Ex-post moral hazard</w:t>
@@ -1996,8 +1996,8 @@
               <w:rPr>
                 <w:b w:val="false"/>
                 <w:bCs w:val="false"/>
-                <w:sz w:val="20"/>
-                <w:szCs w:val="20"/>
+                <w:sz w:val="17"/>
+                <w:szCs w:val="17"/>
                 <w:rFonts w:ascii="Arial" w:cs="Arial" w:eastAsia="Arial" w:hAnsi="Arial"/>
               </w:rPr>
               <w:t xml:space="preserve">Increased utilization due to lower out-of-pocket price</w:t>
@@ -2025,8 +2025,8 @@
               <w:rPr>
                 <w:b w:val="false"/>
                 <w:bCs w:val="false"/>
-                <w:sz w:val="20"/>
-                <w:szCs w:val="20"/>
+                <w:sz w:val="17"/>
+                <w:szCs w:val="17"/>
                 <w:rFonts w:ascii="Arial" w:cs="Arial" w:eastAsia="Arial" w:hAnsi="Arial"/>
               </w:rPr>
               <w:t xml:space="preserve">Substantial; central to insurance design</w:t>
@@ -2056,8 +2056,8 @@
               <w:rPr>
                 <w:b w:val="false"/>
                 <w:bCs w:val="false"/>
-                <w:sz w:val="20"/>
-                <w:szCs w:val="20"/>
+                <w:sz w:val="17"/>
+                <w:szCs w:val="17"/>
                 <w:rFonts w:ascii="Arial" w:cs="Arial" w:eastAsia="Arial" w:hAnsi="Arial"/>
               </w:rPr>
               <w:t xml:space="preserve">Pauly welfare triangle</w:t>
@@ -2085,8 +2085,8 @@
               <w:rPr>
                 <w:b w:val="false"/>
                 <w:bCs w:val="false"/>
-                <w:sz w:val="20"/>
-                <w:szCs w:val="20"/>
+                <w:sz w:val="17"/>
+                <w:szCs w:val="17"/>
                 <w:rFonts w:ascii="Arial" w:cs="Arial" w:eastAsia="Arial" w:hAnsi="Arial"/>
               </w:rPr>
               <w:t xml:space="preserve">Welfare loss from price-induced overconsumption</w:t>
@@ -2114,8 +2114,8 @@
               <w:rPr>
                 <w:b w:val="false"/>
                 <w:bCs w:val="false"/>
-                <w:sz w:val="20"/>
-                <w:szCs w:val="20"/>
+                <w:sz w:val="17"/>
+                <w:szCs w:val="17"/>
                 <w:rFonts w:ascii="Arial" w:cs="Arial" w:eastAsia="Arial" w:hAnsi="Arial"/>
               </w:rPr>
               <w:t xml:space="preserve">Justifies cost-sharing to control utilization</w:t>
@@ -2145,8 +2145,8 @@
               <w:rPr>
                 <w:b w:val="false"/>
                 <w:bCs w:val="false"/>
-                <w:sz w:val="20"/>
-                <w:szCs w:val="20"/>
+                <w:sz w:val="17"/>
+                <w:szCs w:val="17"/>
                 <w:rFonts w:ascii="Arial" w:cs="Arial" w:eastAsia="Arial" w:hAnsi="Arial"/>
               </w:rPr>
               <w:t xml:space="preserve">Nyman access value</w:t>
@@ -2174,8 +2174,8 @@
               <w:rPr>
                 <w:b w:val="false"/>
                 <w:bCs w:val="false"/>
-                <w:sz w:val="20"/>
-                <w:szCs w:val="20"/>
+                <w:sz w:val="17"/>
+                <w:szCs w:val="17"/>
                 <w:rFonts w:ascii="Arial" w:cs="Arial" w:eastAsia="Arial" w:hAnsi="Arial"/>
               </w:rPr>
               <w:t xml:space="preserve">Welfare gain from insurance enabling access to expensive care</w:t>
@@ -2203,8 +2203,8 @@
               <w:rPr>
                 <w:b w:val="false"/>
                 <w:bCs w:val="false"/>
-                <w:sz w:val="20"/>
-                <w:szCs w:val="20"/>
+                <w:sz w:val="17"/>
+                <w:szCs w:val="17"/>
                 <w:rFonts w:ascii="Arial" w:cs="Arial" w:eastAsia="Arial" w:hAnsi="Arial"/>
               </w:rPr>
               <w:t xml:space="preserve">Suggests traditional welfare loss is overstated</w:t>
@@ -2234,8 +2234,8 @@
               <w:rPr>
                 <w:b w:val="false"/>
                 <w:bCs w:val="false"/>
-                <w:sz w:val="20"/>
-                <w:szCs w:val="20"/>
+                <w:sz w:val="17"/>
+                <w:szCs w:val="17"/>
                 <w:rFonts w:ascii="Arial" w:cs="Arial" w:eastAsia="Arial" w:hAnsi="Arial"/>
               </w:rPr>
               <w:t xml:space="preserve">Optimal coinsurance</w:t>
@@ -2263,8 +2263,8 @@
               <w:rPr>
                 <w:b w:val="false"/>
                 <w:bCs w:val="false"/>
-                <w:sz w:val="20"/>
-                <w:szCs w:val="20"/>
+                <w:sz w:val="17"/>
+                <w:szCs w:val="17"/>
                 <w:rFonts w:ascii="Arial" w:cs="Arial" w:eastAsia="Arial" w:hAnsi="Arial"/>
               </w:rPr>
               <w:t xml:space="preserve">Balances risk protection against moral hazard cost</w:t>
@@ -2292,8 +2292,8 @@
               <w:rPr>
                 <w:b w:val="false"/>
                 <w:bCs w:val="false"/>
-                <w:sz w:val="20"/>
-                <w:szCs w:val="20"/>
+                <w:sz w:val="17"/>
+                <w:szCs w:val="17"/>
                 <w:rFonts w:ascii="Arial" w:cs="Arial" w:eastAsia="Arial" w:hAnsi="Arial"/>
               </w:rPr>
               <w:t xml:space="preserve">Neither 0% nor 100%; depends on service type</w:t>
@@ -2323,8 +2323,8 @@
               <w:rPr>
                 <w:b w:val="false"/>
                 <w:bCs w:val="false"/>
-                <w:sz w:val="20"/>
-                <w:szCs w:val="20"/>
+                <w:sz w:val="17"/>
+                <w:szCs w:val="17"/>
                 <w:rFonts w:ascii="Arial" w:cs="Arial" w:eastAsia="Arial" w:hAnsi="Arial"/>
               </w:rPr>
               <w:t xml:space="preserve">Value-based insurance design</w:t>
@@ -2352,8 +2352,8 @@
               <w:rPr>
                 <w:b w:val="false"/>
                 <w:bCs w:val="false"/>
-                <w:sz w:val="20"/>
-                <w:szCs w:val="20"/>
+                <w:sz w:val="17"/>
+                <w:szCs w:val="17"/>
                 <w:rFonts w:ascii="Arial" w:cs="Arial" w:eastAsia="Arial" w:hAnsi="Arial"/>
               </w:rPr>
               <w:t xml:space="preserve">Cost-sharing varies by clinical value of service</w:t>
@@ -2381,8 +2381,8 @@
               <w:rPr>
                 <w:b w:val="false"/>
                 <w:bCs w:val="false"/>
-                <w:sz w:val="20"/>
-                <w:szCs w:val="20"/>
+                <w:sz w:val="17"/>
+                <w:szCs w:val="17"/>
                 <w:rFonts w:ascii="Arial" w:cs="Arial" w:eastAsia="Arial" w:hAnsi="Arial"/>
               </w:rPr>
               <w:t xml:space="preserve">Lower cost-sharing for high-value, higher for low-value</w:t>
@@ -3147,8 +3147,8 @@
               <w:rPr>
                 <w:b/>
                 <w:bCs/>
-                <w:sz w:val="20"/>
-                <w:szCs w:val="20"/>
+                <w:sz w:val="17"/>
+                <w:szCs w:val="17"/>
                 <w:rFonts w:ascii="Arial" w:cs="Arial" w:eastAsia="Arial" w:hAnsi="Arial"/>
               </w:rPr>
               <w:t xml:space="preserve">Study</w:t>
@@ -3177,8 +3177,8 @@
               <w:rPr>
                 <w:b/>
                 <w:bCs/>
-                <w:sz w:val="20"/>
-                <w:szCs w:val="20"/>
+                <w:sz w:val="17"/>
+                <w:szCs w:val="17"/>
                 <w:rFonts w:ascii="Arial" w:cs="Arial" w:eastAsia="Arial" w:hAnsi="Arial"/>
               </w:rPr>
               <w:t xml:space="preserve">Year</w:t>
@@ -3207,8 +3207,8 @@
               <w:rPr>
                 <w:b/>
                 <w:bCs/>
-                <w:sz w:val="20"/>
-                <w:szCs w:val="20"/>
+                <w:sz w:val="17"/>
+                <w:szCs w:val="17"/>
                 <w:rFonts w:ascii="Arial" w:cs="Arial" w:eastAsia="Arial" w:hAnsi="Arial"/>
               </w:rPr>
               <w:t xml:space="preserve">Method</w:t>
@@ -3237,8 +3237,8 @@
               <w:rPr>
                 <w:b/>
                 <w:bCs/>
-                <w:sz w:val="20"/>
-                <w:szCs w:val="20"/>
+                <w:sz w:val="17"/>
+                <w:szCs w:val="17"/>
                 <w:rFonts w:ascii="Arial" w:cs="Arial" w:eastAsia="Arial" w:hAnsi="Arial"/>
               </w:rPr>
               <w:t xml:space="preserve">Key Finding</w:t>
@@ -3268,8 +3268,8 @@
               <w:rPr>
                 <w:b w:val="false"/>
                 <w:bCs w:val="false"/>
-                <w:sz w:val="20"/>
-                <w:szCs w:val="20"/>
+                <w:sz w:val="17"/>
+                <w:szCs w:val="17"/>
                 <w:rFonts w:ascii="Arial" w:cs="Arial" w:eastAsia="Arial" w:hAnsi="Arial"/>
               </w:rPr>
               <w:t xml:space="preserve">RAND Health Insurance Experiment</w:t>
@@ -3297,8 +3297,8 @@
               <w:rPr>
                 <w:b w:val="false"/>
                 <w:bCs w:val="false"/>
-                <w:sz w:val="20"/>
-                <w:szCs w:val="20"/>
+                <w:sz w:val="17"/>
+                <w:szCs w:val="17"/>
                 <w:rFonts w:ascii="Arial" w:cs="Arial" w:eastAsia="Arial" w:hAnsi="Arial"/>
               </w:rPr>
               <w:t xml:space="preserve">1974-1982</w:t>
@@ -3326,8 +3326,8 @@
               <w:rPr>
                 <w:b w:val="false"/>
                 <w:bCs w:val="false"/>
-                <w:sz w:val="20"/>
-                <w:szCs w:val="20"/>
+                <w:sz w:val="17"/>
+                <w:szCs w:val="17"/>
                 <w:rFonts w:ascii="Arial" w:cs="Arial" w:eastAsia="Arial" w:hAnsi="Arial"/>
               </w:rPr>
               <w:t xml:space="preserve">Randomized experiment</w:t>
@@ -3355,8 +3355,8 @@
               <w:rPr>
                 <w:b w:val="false"/>
                 <w:bCs w:val="false"/>
-                <w:sz w:val="20"/>
-                <w:szCs w:val="20"/>
+                <w:sz w:val="17"/>
+                <w:szCs w:val="17"/>
                 <w:rFonts w:ascii="Arial" w:cs="Arial" w:eastAsia="Arial" w:hAnsi="Arial"/>
               </w:rPr>
               <w:t xml:space="preserve">Price elasticity of demand ≈ -0.2; cost-sharing reduces use of both appropriate and inappropriate care</w:t>
@@ -3386,8 +3386,8 @@
               <w:rPr>
                 <w:b w:val="false"/>
                 <w:bCs w:val="false"/>
-                <w:sz w:val="20"/>
-                <w:szCs w:val="20"/>
+                <w:sz w:val="17"/>
+                <w:szCs w:val="17"/>
                 <w:rFonts w:ascii="Arial" w:cs="Arial" w:eastAsia="Arial" w:hAnsi="Arial"/>
               </w:rPr>
               <w:t xml:space="preserve">Oregon Health Insurance Experiment</w:t>
@@ -3415,8 +3415,8 @@
               <w:rPr>
                 <w:b w:val="false"/>
                 <w:bCs w:val="false"/>
-                <w:sz w:val="20"/>
-                <w:szCs w:val="20"/>
+                <w:sz w:val="17"/>
+                <w:szCs w:val="17"/>
                 <w:rFonts w:ascii="Arial" w:cs="Arial" w:eastAsia="Arial" w:hAnsi="Arial"/>
               </w:rPr>
               <w:t xml:space="preserve">2008-</w:t>
@@ -3444,8 +3444,8 @@
               <w:rPr>
                 <w:b w:val="false"/>
                 <w:bCs w:val="false"/>
-                <w:sz w:val="20"/>
-                <w:szCs w:val="20"/>
+                <w:sz w:val="17"/>
+                <w:szCs w:val="17"/>
                 <w:rFonts w:ascii="Arial" w:cs="Arial" w:eastAsia="Arial" w:hAnsi="Arial"/>
               </w:rPr>
               <w:t xml:space="preserve">Lottery-based RCT</w:t>
@@ -3473,8 +3473,8 @@
               <w:rPr>
                 <w:b w:val="false"/>
                 <w:bCs w:val="false"/>
-                <w:sz w:val="20"/>
-                <w:szCs w:val="20"/>
+                <w:sz w:val="17"/>
+                <w:szCs w:val="17"/>
                 <w:rFonts w:ascii="Arial" w:cs="Arial" w:eastAsia="Arial" w:hAnsi="Arial"/>
               </w:rPr>
               <w:t xml:space="preserve">Medicaid increases utilization, improves financial protection and mental health; null physical health effect at 2 years</w:t>
@@ -3504,8 +3504,8 @@
               <w:rPr>
                 <w:b w:val="false"/>
                 <w:bCs w:val="false"/>
-                <w:sz w:val="20"/>
-                <w:szCs w:val="20"/>
+                <w:sz w:val="17"/>
+                <w:szCs w:val="17"/>
                 <w:rFonts w:ascii="Arial" w:cs="Arial" w:eastAsia="Arial" w:hAnsi="Arial"/>
               </w:rPr>
               <w:t xml:space="preserve">Finkelstein et al. (NBER)</w:t>
@@ -3533,8 +3533,8 @@
               <w:rPr>
                 <w:b w:val="false"/>
                 <w:bCs w:val="false"/>
-                <w:sz w:val="20"/>
-                <w:szCs w:val="20"/>
+                <w:sz w:val="17"/>
+                <w:szCs w:val="17"/>
                 <w:rFonts w:ascii="Arial" w:cs="Arial" w:eastAsia="Arial" w:hAnsi="Arial"/>
               </w:rPr>
               <w:t xml:space="preserve">2012</w:t>
@@ -3562,8 +3562,8 @@
               <w:rPr>
                 <w:b w:val="false"/>
                 <w:bCs w:val="false"/>
-                <w:sz w:val="20"/>
-                <w:szCs w:val="20"/>
+                <w:sz w:val="17"/>
+                <w:szCs w:val="17"/>
                 <w:rFonts w:ascii="Arial" w:cs="Arial" w:eastAsia="Arial" w:hAnsi="Arial"/>
               </w:rPr>
               <w:t xml:space="preserve">IV using Oregon lottery</w:t>
@@ -3591,8 +3591,8 @@
               <w:rPr>
                 <w:b w:val="false"/>
                 <w:bCs w:val="false"/>
-                <w:sz w:val="20"/>
-                <w:szCs w:val="20"/>
+                <w:sz w:val="17"/>
+                <w:szCs w:val="17"/>
                 <w:rFonts w:ascii="Arial" w:cs="Arial" w:eastAsia="Arial" w:hAnsi="Arial"/>
               </w:rPr>
               <w:t xml:space="preserve">Medicaid increases ED use (contrary to policy expectations)</w:t>
@@ -3622,8 +3622,8 @@
               <w:rPr>
                 <w:b w:val="false"/>
                 <w:bCs w:val="false"/>
-                <w:sz w:val="20"/>
-                <w:szCs w:val="20"/>
+                <w:sz w:val="17"/>
+                <w:szCs w:val="17"/>
                 <w:rFonts w:ascii="Arial" w:cs="Arial" w:eastAsia="Arial" w:hAnsi="Arial"/>
               </w:rPr>
               <w:t xml:space="preserve">Gruber and Owings</w:t>
@@ -3651,8 +3651,8 @@
               <w:rPr>
                 <w:b w:val="false"/>
                 <w:bCs w:val="false"/>
-                <w:sz w:val="20"/>
-                <w:szCs w:val="20"/>
+                <w:sz w:val="17"/>
+                <w:szCs w:val="17"/>
                 <w:rFonts w:ascii="Arial" w:cs="Arial" w:eastAsia="Arial" w:hAnsi="Arial"/>
               </w:rPr>
               <w:t xml:space="preserve">1996</w:t>
@@ -3680,8 +3680,8 @@
               <w:rPr>
                 <w:b w:val="false"/>
                 <w:bCs w:val="false"/>
-                <w:sz w:val="20"/>
-                <w:szCs w:val="20"/>
+                <w:sz w:val="17"/>
+                <w:szCs w:val="17"/>
                 <w:rFonts w:ascii="Arial" w:cs="Arial" w:eastAsia="Arial" w:hAnsi="Arial"/>
               </w:rPr>
               <w:t xml:space="preserve">Natural experiment</w:t>
@@ -3709,8 +3709,8 @@
               <w:rPr>
                 <w:b w:val="false"/>
                 <w:bCs w:val="false"/>
-                <w:sz w:val="20"/>
-                <w:szCs w:val="20"/>
+                <w:sz w:val="17"/>
+                <w:szCs w:val="17"/>
                 <w:rFonts w:ascii="Arial" w:cs="Arial" w:eastAsia="Arial" w:hAnsi="Arial"/>
               </w:rPr>
               <w:t xml:space="preserve">Declining births associated with increased C-section rates (PID evidence)</w:t>
@@ -3740,8 +3740,8 @@
               <w:rPr>
                 <w:b w:val="false"/>
                 <w:bCs w:val="false"/>
-                <w:sz w:val="20"/>
-                <w:szCs w:val="20"/>
+                <w:sz w:val="17"/>
+                <w:szCs w:val="17"/>
                 <w:rFonts w:ascii="Arial" w:cs="Arial" w:eastAsia="Arial" w:hAnsi="Arial"/>
               </w:rPr>
               <w:t xml:space="preserve">Manning et al.</w:t>
@@ -3769,8 +3769,8 @@
               <w:rPr>
                 <w:b w:val="false"/>
                 <w:bCs w:val="false"/>
-                <w:sz w:val="20"/>
-                <w:szCs w:val="20"/>
+                <w:sz w:val="17"/>
+                <w:szCs w:val="17"/>
                 <w:rFonts w:ascii="Arial" w:cs="Arial" w:eastAsia="Arial" w:hAnsi="Arial"/>
               </w:rPr>
               <w:t xml:space="preserve">1987</w:t>
@@ -3798,8 +3798,8 @@
               <w:rPr>
                 <w:b w:val="false"/>
                 <w:bCs w:val="false"/>
-                <w:sz w:val="20"/>
-                <w:szCs w:val="20"/>
+                <w:sz w:val="17"/>
+                <w:szCs w:val="17"/>
                 <w:rFonts w:ascii="Arial" w:cs="Arial" w:eastAsia="Arial" w:hAnsi="Arial"/>
               </w:rPr>
               <w:t xml:space="preserve">RAND HIE analysis</w:t>
@@ -3827,8 +3827,8 @@
               <w:rPr>
                 <w:b w:val="false"/>
                 <w:bCs w:val="false"/>
-                <w:sz w:val="20"/>
-                <w:szCs w:val="20"/>
+                <w:sz w:val="17"/>
+                <w:szCs w:val="17"/>
                 <w:rFonts w:ascii="Arial" w:cs="Arial" w:eastAsia="Arial" w:hAnsi="Arial"/>
               </w:rPr>
               <w:t xml:space="preserve">Demand elasticity estimates by service type; outpatient more elastic than inpatient</w:t>
@@ -3858,8 +3858,8 @@
               <w:rPr>
                 <w:b w:val="false"/>
                 <w:bCs w:val="false"/>
-                <w:sz w:val="20"/>
-                <w:szCs w:val="20"/>
+                <w:sz w:val="17"/>
+                <w:szCs w:val="17"/>
                 <w:rFonts w:ascii="Arial" w:cs="Arial" w:eastAsia="Arial" w:hAnsi="Arial"/>
               </w:rPr>
               <w:t xml:space="preserve">Choudhry et al.</w:t>
@@ -3887,8 +3887,8 @@
               <w:rPr>
                 <w:b w:val="false"/>
                 <w:bCs w:val="false"/>
-                <w:sz w:val="20"/>
-                <w:szCs w:val="20"/>
+                <w:sz w:val="17"/>
+                <w:szCs w:val="17"/>
                 <w:rFonts w:ascii="Arial" w:cs="Arial" w:eastAsia="Arial" w:hAnsi="Arial"/>
               </w:rPr>
               <w:t xml:space="preserve">2011</w:t>
@@ -3916,8 +3916,8 @@
               <w:rPr>
                 <w:b w:val="false"/>
                 <w:bCs w:val="false"/>
-                <w:sz w:val="20"/>
-                <w:szCs w:val="20"/>
+                <w:sz w:val="17"/>
+                <w:szCs w:val="17"/>
                 <w:rFonts w:ascii="Arial" w:cs="Arial" w:eastAsia="Arial" w:hAnsi="Arial"/>
               </w:rPr>
               <w:t xml:space="preserve">RCT (MI-FREEE trial)</w:t>
@@ -3945,8 +3945,8 @@
               <w:rPr>
                 <w:b w:val="false"/>
                 <w:bCs w:val="false"/>
-                <w:sz w:val="20"/>
-                <w:szCs w:val="20"/>
+                <w:sz w:val="17"/>
+                <w:szCs w:val="17"/>
                 <w:rFonts w:ascii="Arial" w:cs="Arial" w:eastAsia="Arial" w:hAnsi="Arial"/>
               </w:rPr>
               <w:t xml:space="preserve">Eliminating copays for post-MI drugs improved adherence, reduced total spending</w:t>
@@ -3976,8 +3976,8 @@
               <w:rPr>
                 <w:b w:val="false"/>
                 <w:bCs w:val="false"/>
-                <w:sz w:val="20"/>
-                <w:szCs w:val="20"/>
+                <w:sz w:val="17"/>
+                <w:szCs w:val="17"/>
                 <w:rFonts w:ascii="Arial" w:cs="Arial" w:eastAsia="Arial" w:hAnsi="Arial"/>
               </w:rPr>
               <w:t xml:space="preserve">Card, Dobkin, Maestas</w:t>
@@ -4005,8 +4005,8 @@
               <w:rPr>
                 <w:b w:val="false"/>
                 <w:bCs w:val="false"/>
-                <w:sz w:val="20"/>
-                <w:szCs w:val="20"/>
+                <w:sz w:val="17"/>
+                <w:szCs w:val="17"/>
                 <w:rFonts w:ascii="Arial" w:cs="Arial" w:eastAsia="Arial" w:hAnsi="Arial"/>
               </w:rPr>
               <w:t xml:space="preserve">2008</w:t>
@@ -4034,8 +4034,8 @@
               <w:rPr>
                 <w:b w:val="false"/>
                 <w:bCs w:val="false"/>
-                <w:sz w:val="20"/>
-                <w:szCs w:val="20"/>
+                <w:sz w:val="17"/>
+                <w:szCs w:val="17"/>
                 <w:rFonts w:ascii="Arial" w:cs="Arial" w:eastAsia="Arial" w:hAnsi="Arial"/>
               </w:rPr>
               <w:t xml:space="preserve">Regression discontinuity</w:t>
@@ -4063,8 +4063,8 @@
               <w:rPr>
                 <w:b w:val="false"/>
                 <w:bCs w:val="false"/>
-                <w:sz w:val="20"/>
-                <w:szCs w:val="20"/>
+                <w:sz w:val="17"/>
+                <w:szCs w:val="17"/>
                 <w:rFonts w:ascii="Arial" w:cs="Arial" w:eastAsia="Arial" w:hAnsi="Arial"/>
               </w:rPr>
               <w:t xml:space="preserve">Medicare eligibility at 65 increases utilization and improves outcomes</w:t>
@@ -4094,8 +4094,8 @@
               <w:rPr>
                 <w:b w:val="false"/>
                 <w:bCs w:val="false"/>
-                <w:sz w:val="20"/>
-                <w:szCs w:val="20"/>
+                <w:sz w:val="17"/>
+                <w:szCs w:val="17"/>
                 <w:rFonts w:ascii="Arial" w:cs="Arial" w:eastAsia="Arial" w:hAnsi="Arial"/>
               </w:rPr>
               <w:t xml:space="preserve">Bhargava, Loewenstein, Sydnor</w:t>
@@ -4123,8 +4123,8 @@
               <w:rPr>
                 <w:b w:val="false"/>
                 <w:bCs w:val="false"/>
-                <w:sz w:val="20"/>
-                <w:szCs w:val="20"/>
+                <w:sz w:val="17"/>
+                <w:szCs w:val="17"/>
                 <w:rFonts w:ascii="Arial" w:cs="Arial" w:eastAsia="Arial" w:hAnsi="Arial"/>
               </w:rPr>
               <w:t xml:space="preserve">2017</w:t>
@@ -4152,8 +4152,8 @@
               <w:rPr>
                 <w:b w:val="false"/>
                 <w:bCs w:val="false"/>
-                <w:sz w:val="20"/>
-                <w:szCs w:val="20"/>
+                <w:sz w:val="17"/>
+                <w:szCs w:val="17"/>
                 <w:rFonts w:ascii="Arial" w:cs="Arial" w:eastAsia="Arial" w:hAnsi="Arial"/>
               </w:rPr>
               <w:t xml:space="preserve">Observational + experiments</w:t>
@@ -4181,8 +4181,8 @@
               <w:rPr>
                 <w:b w:val="false"/>
                 <w:bCs w:val="false"/>
-                <w:sz w:val="20"/>
-                <w:szCs w:val="20"/>
+                <w:sz w:val="17"/>
+                <w:szCs w:val="17"/>
                 <w:rFonts w:ascii="Arial" w:cs="Arial" w:eastAsia="Arial" w:hAnsi="Arial"/>
               </w:rPr>
               <w:t xml:space="preserve">Employees frequently choose dominated health insurance plans</w:t>
@@ -4212,8 +4212,8 @@
               <w:rPr>
                 <w:b w:val="false"/>
                 <w:bCs w:val="false"/>
-                <w:sz w:val="20"/>
-                <w:szCs w:val="20"/>
+                <w:sz w:val="17"/>
+                <w:szCs w:val="17"/>
                 <w:rFonts w:ascii="Arial" w:cs="Arial" w:eastAsia="Arial" w:hAnsi="Arial"/>
               </w:rPr>
               <w:t xml:space="preserve">Handel</w:t>
@@ -4241,8 +4241,8 @@
               <w:rPr>
                 <w:b w:val="false"/>
                 <w:bCs w:val="false"/>
-                <w:sz w:val="20"/>
-                <w:szCs w:val="20"/>
+                <w:sz w:val="17"/>
+                <w:szCs w:val="17"/>
                 <w:rFonts w:ascii="Arial" w:cs="Arial" w:eastAsia="Arial" w:hAnsi="Arial"/>
               </w:rPr>
               <w:t xml:space="preserve">2013</w:t>
@@ -4270,8 +4270,8 @@
               <w:rPr>
                 <w:b w:val="false"/>
                 <w:bCs w:val="false"/>
-                <w:sz w:val="20"/>
-                <w:szCs w:val="20"/>
+                <w:sz w:val="17"/>
+                <w:szCs w:val="17"/>
                 <w:rFonts w:ascii="Arial" w:cs="Arial" w:eastAsia="Arial" w:hAnsi="Arial"/>
               </w:rPr>
               <w:t xml:space="preserve">Structural estimation</w:t>
@@ -4299,8 +4299,8 @@
               <w:rPr>
                 <w:b w:val="false"/>
                 <w:bCs w:val="false"/>
-                <w:sz w:val="20"/>
-                <w:szCs w:val="20"/>
+                <w:sz w:val="17"/>
+                <w:szCs w:val="17"/>
                 <w:rFonts w:ascii="Arial" w:cs="Arial" w:eastAsia="Arial" w:hAnsi="Arial"/>
               </w:rPr>
               <w:t xml:space="preserve">Inertia in plan choice costs average employee ~$2,000/year</w:t>
@@ -4330,8 +4330,8 @@
               <w:rPr>
                 <w:b w:val="false"/>
                 <w:bCs w:val="false"/>
-                <w:sz w:val="20"/>
-                <w:szCs w:val="20"/>
+                <w:sz w:val="17"/>
+                <w:szCs w:val="17"/>
                 <w:rFonts w:ascii="Arial" w:cs="Arial" w:eastAsia="Arial" w:hAnsi="Arial"/>
               </w:rPr>
               <w:t xml:space="preserve">Acton</w:t>
@@ -4359,8 +4359,8 @@
               <w:rPr>
                 <w:b w:val="false"/>
                 <w:bCs w:val="false"/>
-                <w:sz w:val="20"/>
-                <w:szCs w:val="20"/>
+                <w:sz w:val="17"/>
+                <w:szCs w:val="17"/>
                 <w:rFonts w:ascii="Arial" w:cs="Arial" w:eastAsia="Arial" w:hAnsi="Arial"/>
               </w:rPr>
               <w:t xml:space="preserve">1975</w:t>
@@ -4388,8 +4388,8 @@
               <w:rPr>
                 <w:b w:val="false"/>
                 <w:bCs w:val="false"/>
-                <w:sz w:val="20"/>
-                <w:szCs w:val="20"/>
+                <w:sz w:val="17"/>
+                <w:szCs w:val="17"/>
                 <w:rFonts w:ascii="Arial" w:cs="Arial" w:eastAsia="Arial" w:hAnsi="Arial"/>
               </w:rPr>
               <w:t xml:space="preserve">Theoretical + empirical</w:t>
@@ -4417,8 +4417,8 @@
               <w:rPr>
                 <w:b w:val="false"/>
                 <w:bCs w:val="false"/>
-                <w:sz w:val="20"/>
-                <w:szCs w:val="20"/>
+                <w:sz w:val="17"/>
+                <w:szCs w:val="17"/>
                 <w:rFonts w:ascii="Arial" w:cs="Arial" w:eastAsia="Arial" w:hAnsi="Arial"/>
               </w:rPr>
               <w:t xml:space="preserve">Time costs dominate demand when monetary price is zero</w:t>
@@ -5496,7 +5496,7 @@
         <w:szCs w:val="18"/>
         <w:rFonts w:ascii="Arial" w:cs="Arial" w:eastAsia="Arial" w:hAnsi="Arial"/>
       </w:rPr>
-      <w:t xml:space="preserve">Chapter 2: Healthcare Demand</w:t>
+      <w:t xml:space="preserve">Chapter 2: Healthcare Demand: Theory and Empirical </w:t>
     </w:r>
   </w:p>
 </w:hdr>
@@ -5743,23 +5743,6 @@
       <w:szCs w:val="20"/>
     </w:rPr>
   </w:style>
-  <w:style w:type="paragraph" w:styleId="Heading1">
-    <w:name w:val="Heading 1"/>
-    <w:basedOn w:val="Normal"/>
-    <w:next w:val="Normal"/>
-    <w:qFormat/>
-    <w:pPr>
-      <w:spacing w:before="360" w:after="200"/>
-      <w:outlineLvl w:val="0"/>
-    </w:pPr>
-    <w:rPr>
-      <w:b/>
-      <w:bCs/>
-      <w:sz w:val="36"/>
-      <w:szCs w:val="36"/>
-      <w:rFonts w:ascii="Arial" w:cs="Arial" w:eastAsia="Arial" w:hAnsi="Arial"/>
-    </w:rPr>
-  </w:style>
   <w:style w:type="paragraph" w:styleId="Heading2">
     <w:name w:val="Heading 2"/>
     <w:basedOn w:val="Normal"/>
